--- a/2026 الى 2027/خطط القسم 2027/خطة التربية القيمية قسم الكيمياء  2027/الخطة الاجرائية للتربية القيمية للعام 2027-2026.docx
+++ b/2026 الى 2027/خطط القسم 2027/خطة التربية القيمية قسم الكيمياء  2027/الخطة الاجرائية للتربية القيمية للعام 2027-2026.docx
@@ -170,7 +170,7 @@
                                     <w:rtl/>
                                     <w:lang w:bidi="ar-QA"/>
                                   </w:rPr>
-                                  <w:t>6</w:t>
+                                  <w:t>7</w:t>
                                 </w:r>
                                 <w:r>
                                   <w:rPr>
@@ -194,7 +194,7 @@
                                     <w:rtl/>
                                     <w:lang w:bidi="ar-QA"/>
                                   </w:rPr>
-                                  <w:t>5</w:t>
+                                  <w:t>7</w:t>
                                 </w:r>
                                 <w:r>
                                   <w:rPr>
@@ -327,7 +327,7 @@
                               <w:rtl/>
                               <w:lang w:bidi="ar-QA"/>
                             </w:rPr>
-                            <w:t>6</w:t>
+                            <w:t>7</w:t>
                           </w:r>
                           <w:r>
                             <w:rPr>
@@ -351,7 +351,7 @@
                               <w:rtl/>
                               <w:lang w:bidi="ar-QA"/>
                             </w:rPr>
-                            <w:t>5</w:t>
+                            <w:t>7</w:t>
                           </w:r>
                           <w:r>
                             <w:rPr>
@@ -1167,51 +1167,51 @@
                 <w:szCs w:val="24"/>
                 <w:rtl/>
               </w:rPr>
+              <w:t>7</w:t>
+            </w:r>
+            <w:r>
+              <w:rPr>
+                <w:rFonts w:ascii="Sakkal Majalla" w:eastAsia="Calibri" w:hAnsi="Sakkal Majalla" w:cs="Sakkal Majalla" w:hint="cs"/>
+                <w:b/>
+                <w:bCs/>
+                <w:sz w:val="24"/>
+                <w:szCs w:val="24"/>
+                <w:rtl/>
+              </w:rPr>
+              <w:t>-</w:t>
+            </w:r>
+            <w:r>
+              <w:rPr>
+                <w:rFonts w:ascii="Sakkal Majalla" w:eastAsia="Calibri" w:hAnsi="Sakkal Majalla" w:cs="Sakkal Majalla" w:hint="cs"/>
+                <w:b/>
+                <w:bCs/>
+                <w:sz w:val="24"/>
+                <w:szCs w:val="24"/>
+                <w:rtl/>
+              </w:rPr>
+              <w:t>20</w:t>
+            </w:r>
+            <w:r>
+              <w:rPr>
+                <w:rFonts w:ascii="Sakkal Majalla" w:eastAsia="Calibri" w:hAnsi="Sakkal Majalla" w:cs="Sakkal Majalla" w:hint="cs"/>
+                <w:b/>
+                <w:bCs/>
+                <w:sz w:val="24"/>
+                <w:szCs w:val="24"/>
+                <w:rtl/>
+              </w:rPr>
+              <w:t>2</w:t>
+            </w:r>
+            <w:r>
+              <w:rPr>
+                <w:rFonts w:ascii="Sakkal Majalla" w:eastAsia="Calibri" w:hAnsi="Sakkal Majalla" w:cs="Sakkal Majalla" w:hint="cs"/>
+                <w:b/>
+                <w:bCs/>
+                <w:sz w:val="24"/>
+                <w:szCs w:val="24"/>
+                <w:rtl/>
+              </w:rPr>
               <w:t>6</w:t>
-            </w:r>
-            <w:r>
-              <w:rPr>
-                <w:rFonts w:ascii="Sakkal Majalla" w:eastAsia="Calibri" w:hAnsi="Sakkal Majalla" w:cs="Sakkal Majalla" w:hint="cs"/>
-                <w:b/>
-                <w:bCs/>
-                <w:sz w:val="24"/>
-                <w:szCs w:val="24"/>
-                <w:rtl/>
-              </w:rPr>
-              <w:t>-</w:t>
-            </w:r>
-            <w:r>
-              <w:rPr>
-                <w:rFonts w:ascii="Sakkal Majalla" w:eastAsia="Calibri" w:hAnsi="Sakkal Majalla" w:cs="Sakkal Majalla" w:hint="cs"/>
-                <w:b/>
-                <w:bCs/>
-                <w:sz w:val="24"/>
-                <w:szCs w:val="24"/>
-                <w:rtl/>
-              </w:rPr>
-              <w:t>20</w:t>
-            </w:r>
-            <w:r>
-              <w:rPr>
-                <w:rFonts w:ascii="Sakkal Majalla" w:eastAsia="Calibri" w:hAnsi="Sakkal Majalla" w:cs="Sakkal Majalla" w:hint="cs"/>
-                <w:b/>
-                <w:bCs/>
-                <w:sz w:val="24"/>
-                <w:szCs w:val="24"/>
-                <w:rtl/>
-              </w:rPr>
-              <w:t>2</w:t>
-            </w:r>
-            <w:r>
-              <w:rPr>
-                <w:rFonts w:ascii="Sakkal Majalla" w:eastAsia="Calibri" w:hAnsi="Sakkal Majalla" w:cs="Sakkal Majalla" w:hint="cs"/>
-                <w:b/>
-                <w:bCs/>
-                <w:sz w:val="24"/>
-                <w:szCs w:val="24"/>
-                <w:rtl/>
-              </w:rPr>
-              <w:t>5</w:t>
             </w:r>
           </w:p>
           <w:p>
